--- a/public/docxFiles/shotBlastingEquipment/shotBlastingEquipment_description.docx
+++ b/public/docxFiles/shotBlastingEquipment/shotBlastingEquipment_description.docx
@@ -54,7 +54,12 @@
         </w:rPr>
       </w:pPr>
       <w:r>
-        <w:rPr/>
+        <w:rPr>
+          <w:rFonts w:ascii="Liberation Sans" w:hAnsi="Liberation Sans"/>
+          <w:color w:val="131326"/>
+          <w:sz w:val="32"/>
+          <w:szCs w:val="32"/>
+        </w:rPr>
       </w:r>
     </w:p>
     <w:p>
@@ -80,18 +85,7 @@
           <w:sz w:val="32"/>
           <w:szCs w:val="32"/>
         </w:rPr>
-        <w:t>*В</w:t>
-      </w:r>
-      <w:r>
-        <w:rPr>
-          <w:rFonts w:ascii="Liberation Sans" w:hAnsi="Liberation Sans"/>
-          <w:b/>
-          <w:bCs/>
-          <w:color w:val="131326"/>
-          <w:sz w:val="32"/>
-          <w:szCs w:val="32"/>
-        </w:rPr>
-        <w:t>АЖЛИВО ОБОВЯЗКОВО ДОТРИМУВАТИСЯ: Все обладнання повинно зберігатися в сухому місті та його не можна використовувати у вологому середовищі.</w:t>
+        <w:t>*ВАЖЛИВО ОБОВЯЗКОВО ДОТРИМУВАТИСЯ: Все обладнання повинно зберігатися в сухому місті та його не можна використовувати у вологому середовищі.</w:t>
       </w:r>
     </w:p>
     <w:p>
@@ -159,7 +153,45 @@
           <w:sz w:val="32"/>
           <w:szCs w:val="32"/>
         </w:rPr>
-        <w:t>Продуктивність - 50 м2/год. метал/100 м2/год. бетон</w:t>
+        <w:t>Продуктивність - 50 м</w:t>
+      </w:r>
+      <w:r>
+        <w:rPr>
+          <w:rFonts w:ascii="Liberation Sans" w:hAnsi="Liberation Sans"/>
+          <w:color w:val="131326"/>
+          <w:sz w:val="32"/>
+          <w:szCs w:val="32"/>
+          <w:vertAlign w:val="superscript"/>
+        </w:rPr>
+        <w:t xml:space="preserve">2 </w:t>
+      </w:r>
+      <w:r>
+        <w:rPr>
+          <w:rFonts w:ascii="Liberation Sans" w:hAnsi="Liberation Sans"/>
+          <w:color w:val="131326"/>
+          <w:sz w:val="32"/>
+          <w:szCs w:val="32"/>
+        </w:rPr>
+        <w:t>/год. метал/100 м</w:t>
+      </w:r>
+      <w:r>
+        <w:rPr>
+          <w:rFonts w:ascii="Liberation Sans" w:hAnsi="Liberation Sans"/>
+          <w:color w:val="131326"/>
+          <w:sz w:val="32"/>
+          <w:szCs w:val="32"/>
+          <w:vertAlign w:val="superscript"/>
+        </w:rPr>
+        <w:t xml:space="preserve">2 </w:t>
+      </w:r>
+      <w:r>
+        <w:rPr>
+          <w:rFonts w:ascii="Liberation Sans" w:hAnsi="Liberation Sans"/>
+          <w:color w:val="131326"/>
+          <w:sz w:val="32"/>
+          <w:szCs w:val="32"/>
+        </w:rPr>
+        <w:t>/год. бетон</w:t>
       </w:r>
     </w:p>
     <w:p>
@@ -873,6 +905,13 @@
       <w:lang w:val="en-US" w:eastAsia="en-US"/>
     </w:rPr>
   </w:style>
+  <w:style w:type="paragraph" w:styleId="Style16">
+    <w:name w:val="Вміст рамки"/>
+    <w:basedOn w:val="Normal"/>
+    <w:qFormat/>
+    <w:pPr/>
+    <w:rPr/>
+  </w:style>
   <w:style w:type="paragraph" w:styleId="user2">
     <w:name w:val="Вміст рамки (user)"/>
     <w:basedOn w:val="Normal"/>
@@ -880,15 +919,8 @@
     <w:pPr/>
     <w:rPr/>
   </w:style>
-  <w:style w:type="paragraph" w:styleId="Style16">
-    <w:name w:val="Вміст рамки"/>
-    <w:basedOn w:val="Normal"/>
-    <w:qFormat/>
-    <w:pPr/>
-    <w:rPr/>
-  </w:style>
-  <w:style w:type="numbering" w:styleId="user3" w:default="1">
-    <w:name w:val="Без маркерів (user)"/>
+  <w:style w:type="numbering" w:styleId="Style17" w:default="1">
+    <w:name w:val="Без маркерів"/>
     <w:uiPriority w:val="99"/>
     <w:semiHidden/>
     <w:unhideWhenUsed/>
